--- a/benchmark/outputs/gold/resume_019_C.docx
+++ b/benchmark/outputs/gold/resume_019_C.docx
@@ -10,7 +10,7 @@
         <w:tblInd w:w="0.0" w:type="dxa"/>
       </w:tblPr>
       <w:tblGrid>
-        <w:gridCol w:w="12240"/>
+        <w:gridCol w:w="9360"/>
       </w:tblGrid>
       <w:tr>
         <w:trPr>
@@ -37,7 +37,7 @@
             </w:pPr>
             <w:r>
               <w:rPr>
-                <w:rFonts w:ascii="Helvetica" w:hAnsi="Helvetica" w:eastAsia="Helvetica"/>
+                <w:rFonts w:ascii="Arial" w:hAnsi="Arial" w:eastAsia="Helvetica"/>
                 <w:b/>
                 <w:i w:val="0"/>
                 <w:color w:val="FFFFFF"/>
@@ -66,7 +66,7 @@
         <w:tblInd w:w="540.0" w:type="dxa"/>
       </w:tblPr>
       <w:tblGrid>
-        <w:gridCol w:w="12240"/>
+        <w:gridCol w:w="9360"/>
       </w:tblGrid>
       <w:tr>
         <w:trPr>
@@ -93,7 +93,7 @@
             </w:pPr>
             <w:r>
               <w:rPr>
-                <w:rFonts w:ascii="Helvetica" w:hAnsi="Helvetica" w:eastAsia="Helvetica"/>
+                <w:rFonts w:ascii="Arial" w:hAnsi="Arial" w:eastAsia="Helvetica"/>
                 <w:b w:val="0"/>
                 <w:i w:val="0"/>
                 <w:color w:val="D8E5EF"/>
@@ -111,13 +111,13 @@
         <w:autoSpaceDE w:val="0"/>
         <w:pStyle w:val="Heading1"/>
         <w:widowControl/>
-        <w:spacing w:line="276" w:lineRule="exact" w:before="240" w:after="80"/>
+        <w:spacing w:line="276" w:lineRule="exact" w:before="952" w:after="0"/>
         <w:ind w:left="1080" w:right="0" w:firstLine="0"/>
         <w:jc w:val="left"/>
       </w:pPr>
       <w:r>
         <w:rPr>
-          <w:rFonts w:ascii="Helvetica" w:hAnsi="Helvetica" w:eastAsia="Helvetica"/>
+          <w:rFonts w:ascii="Arial" w:hAnsi="Arial" w:eastAsia="Helvetica"/>
           <w:b/>
           <w:i w:val="0"/>
           <w:color w:val="1E1E23"/>
@@ -137,7 +137,7 @@
       </w:pPr>
       <w:r>
         <w:rPr>
-          <w:rFonts w:ascii="Helvetica" w:hAnsi="Helvetica" w:eastAsia="Helvetica"/>
+          <w:rFonts w:ascii="Arial" w:hAnsi="Arial" w:eastAsia="Helvetica"/>
           <w:b w:val="0"/>
           <w:i w:val="0"/>
           <w:color w:val="1E1E23"/>
@@ -158,7 +158,7 @@
       </w:pPr>
       <w:r>
         <w:rPr>
-          <w:rFonts w:ascii="Helvetica" w:hAnsi="Helvetica" w:eastAsia="Helvetica"/>
+          <w:rFonts w:ascii="Arial" w:hAnsi="Arial" w:eastAsia="Helvetica"/>
           <w:b/>
           <w:i w:val="0"/>
           <w:color w:val="1E1E23"/>
@@ -181,7 +181,7 @@
       </w:pPr>
       <w:r>
         <w:rPr>
-          <w:rFonts w:ascii="Helvetica" w:hAnsi="Helvetica" w:eastAsia="Helvetica"/>
+          <w:rFonts w:ascii="Arial" w:hAnsi="Arial" w:eastAsia="Helvetica"/>
           <w:b/>
           <w:i w:val="0"/>
           <w:color w:val="1E1E23"/>
@@ -194,7 +194,7 @@
       </w:r>
       <w:r>
         <w:rPr>
-          <w:rFonts w:ascii="Helvetica" w:hAnsi="Helvetica" w:eastAsia="Helvetica"/>
+          <w:rFonts w:ascii="Arial" w:hAnsi="Arial" w:eastAsia="Helvetica"/>
           <w:b w:val="0"/>
           <w:i/>
           <w:color w:val="72727A"/>
@@ -218,7 +218,7 @@
       </w:pPr>
       <w:r>
         <w:rPr>
-          <w:rFonts w:ascii="Helvetica" w:hAnsi="Helvetica" w:eastAsia="Helvetica"/>
+          <w:rFonts w:ascii="Arial" w:hAnsi="Arial" w:eastAsia="Helvetica"/>
           <w:b w:val="0"/>
           <w:i w:val="0"/>
           <w:color w:val="1E1E23"/>
@@ -231,7 +231,7 @@
       </w:r>
       <w:r>
         <w:rPr>
-          <w:rFonts w:ascii="Helvetica" w:hAnsi="Helvetica" w:eastAsia="Helvetica"/>
+          <w:rFonts w:ascii="Arial" w:hAnsi="Arial" w:eastAsia="Helvetica"/>
           <w:b w:val="0"/>
           <w:i w:val="0"/>
           <w:color w:val="1E1E23"/>
@@ -254,7 +254,7 @@
       </w:pPr>
       <w:r>
         <w:rPr>
-          <w:rFonts w:ascii="Helvetica" w:hAnsi="Helvetica" w:eastAsia="Helvetica"/>
+          <w:rFonts w:ascii="Arial" w:hAnsi="Arial" w:eastAsia="Helvetica"/>
           <w:b/>
           <w:i w:val="0"/>
           <w:color w:val="1E1E23"/>
@@ -267,7 +267,7 @@
       </w:r>
       <w:r>
         <w:rPr>
-          <w:rFonts w:ascii="Helvetica" w:hAnsi="Helvetica" w:eastAsia="Helvetica"/>
+          <w:rFonts w:ascii="Arial" w:hAnsi="Arial" w:eastAsia="Helvetica"/>
           <w:b w:val="0"/>
           <w:i/>
           <w:color w:val="72727A"/>
@@ -291,7 +291,7 @@
       </w:pPr>
       <w:r>
         <w:rPr>
-          <w:rFonts w:ascii="Helvetica" w:hAnsi="Helvetica" w:eastAsia="Helvetica"/>
+          <w:rFonts w:ascii="Arial" w:hAnsi="Arial" w:eastAsia="Helvetica"/>
           <w:b w:val="0"/>
           <w:i w:val="0"/>
           <w:color w:val="1E1E23"/>
@@ -301,7 +301,7 @@
       </w:r>
       <w:r>
         <w:rPr>
-          <w:rFonts w:ascii="Helvetica" w:hAnsi="Helvetica" w:eastAsia="Helvetica"/>
+          <w:rFonts w:ascii="Arial" w:hAnsi="Arial" w:eastAsia="Helvetica"/>
           <w:b w:val="0"/>
           <w:i w:val="0"/>
           <w:color w:val="1E1E23"/>
@@ -311,7 +311,7 @@
       </w:r>
       <w:r>
         <w:rPr>
-          <w:rFonts w:ascii="Helvetica" w:hAnsi="Helvetica" w:eastAsia="Helvetica"/>
+          <w:rFonts w:ascii="Arial" w:hAnsi="Arial" w:eastAsia="Helvetica"/>
           <w:b w:val="0"/>
           <w:i w:val="0"/>
           <w:color w:val="1E1E23"/>
@@ -334,7 +334,7 @@
       </w:pPr>
       <w:r>
         <w:rPr>
-          <w:rFonts w:ascii="Helvetica" w:hAnsi="Helvetica" w:eastAsia="Helvetica"/>
+          <w:rFonts w:ascii="Arial" w:hAnsi="Arial" w:eastAsia="Helvetica"/>
           <w:b/>
           <w:i w:val="0"/>
           <w:color w:val="1E1E23"/>
@@ -347,7 +347,7 @@
       </w:r>
       <w:r>
         <w:rPr>
-          <w:rFonts w:ascii="Helvetica" w:hAnsi="Helvetica" w:eastAsia="Helvetica"/>
+          <w:rFonts w:ascii="Arial" w:hAnsi="Arial" w:eastAsia="Helvetica"/>
           <w:b w:val="0"/>
           <w:i/>
           <w:color w:val="72727A"/>
@@ -371,7 +371,7 @@
       </w:pPr>
       <w:r>
         <w:rPr>
-          <w:rFonts w:ascii="Helvetica" w:hAnsi="Helvetica" w:eastAsia="Helvetica"/>
+          <w:rFonts w:ascii="Arial" w:hAnsi="Arial" w:eastAsia="Helvetica"/>
           <w:b w:val="0"/>
           <w:i w:val="0"/>
           <w:color w:val="1E1E23"/>
@@ -381,7 +381,7 @@
       </w:r>
       <w:r>
         <w:rPr>
-          <w:rFonts w:ascii="Helvetica" w:hAnsi="Helvetica" w:eastAsia="Helvetica"/>
+          <w:rFonts w:ascii="Arial" w:hAnsi="Arial" w:eastAsia="Helvetica"/>
           <w:b w:val="0"/>
           <w:i w:val="0"/>
           <w:color w:val="1E1E23"/>
@@ -402,7 +402,7 @@
       </w:pPr>
       <w:r>
         <w:rPr>
-          <w:rFonts w:ascii="Helvetica" w:hAnsi="Helvetica" w:eastAsia="Helvetica"/>
+          <w:rFonts w:ascii="Arial" w:hAnsi="Arial" w:eastAsia="Helvetica"/>
           <w:b/>
           <w:i w:val="0"/>
           <w:color w:val="1E1E23"/>
@@ -422,7 +422,7 @@
       </w:pPr>
       <w:r>
         <w:rPr>
-          <w:rFonts w:ascii="Helvetica" w:hAnsi="Helvetica" w:eastAsia="Helvetica"/>
+          <w:rFonts w:ascii="Arial" w:hAnsi="Arial" w:eastAsia="Helvetica"/>
           <w:b w:val="0"/>
           <w:i w:val="0"/>
           <w:color w:val="1E1E23"/>
@@ -442,7 +442,7 @@
       </w:pPr>
       <w:r>
         <w:rPr>
-          <w:rFonts w:ascii="Helvetica" w:hAnsi="Helvetica" w:eastAsia="Helvetica"/>
+          <w:rFonts w:ascii="Arial" w:hAnsi="Arial" w:eastAsia="Helvetica"/>
           <w:b w:val="0"/>
           <w:i w:val="0"/>
           <w:color w:val="1E1E23"/>
